--- a/figures/Agency_Summary_Table.docx
+++ b/figures/Agency_Summary_Table.docx
@@ -25,7 +25,7 @@
         <w:ind w:left="60" w:right="60" w:firstLine="0" w:firstLineChars="0"/>
       </w:pPr>
       <w:r>
-        <w:t xml:space="preserve">Summary of Offset Amounts and Individuals by Agency (Category 6)</w:t>
+        <w:t xml:space="preserve">Summary of Offset Amounts and Events by Private Institution</w:t>
       </w:r>
     </w:p>
     <w:tbl xmlns:a="http://schemas.openxmlformats.org/drawingml/2006/main" xmlns:pic="http://schemas.openxmlformats.org/drawingml/2006/picture">
@@ -39,8 +39,8 @@
         <w:gridCol w:w="864"/>
         <w:gridCol w:w="1152"/>
         <w:gridCol w:w="1440"/>
+        <w:gridCol w:w="1440"/>
         <w:gridCol w:w="1728"/>
-        <w:gridCol w:w="1296"/>
       </w:tblGrid>
       <w:tr>
         <w:trPr>
@@ -208,7 +208,7 @@
                 <w:szCs w:val="16"/>
                 <w:color w:val="000000"/>
               </w:rPr>
-              <w:t xml:space="preserve">Total Individuals Offset</w:t>
+              <w:t xml:space="preserve">Total Offset Events</w:t>
             </w:r>
           </w:p>
         </w:tc>
@@ -318,7 +318,7 @@
                 <w:szCs w:val="16"/>
                 <w:color w:val="000000"/>
               </w:rPr>
-              <w:t xml:space="preserve">Total Unclaimed Property+Lottery Amounts</w:t>
+              <w:t xml:space="preserve">Lottery + Unclaimed Property Offset Events</w:t>
             </w:r>
           </w:p>
         </w:tc>
@@ -373,7 +373,7 @@
                 <w:szCs w:val="16"/>
                 <w:color w:val="000000"/>
               </w:rPr>
-              <w:t xml:space="preserve">Total Individuals Illegally Offset</w:t>
+              <w:t xml:space="preserve">Lottery + Unclaimed Property Offset Amount</w:t>
             </w:r>
           </w:p>
         </w:tc>
@@ -653,62 +653,62 @@
                 <w:szCs w:val="16"/>
                 <w:color w:val="000000"/>
               </w:rPr>
+              <w:t xml:space="preserve">2</w:t>
+            </w:r>
+          </w:p>
+        </w:tc>
+        <w:tc>
+          <w:tcPr>
+            <w:tcBorders>
+              <w:bottom w:val="single" w:sz="4" w:space="0" w:color="B3B3B3"/>
+              <w:top w:val="single" w:sz="12" w:space="0" w:color="000000"/>
+              <w:left w:val="none" w:sz="0" w:space="0" w:color="000000"/>
+              <w:right w:val="none" w:sz="0" w:space="0" w:color="000000"/>
+            </w:tcBorders>
+            <w:shd w:val="clear" w:color="auto" w:fill="FFFFFF"/>
+            <w:tcMar>
+              <w:top w:w="0" w:type="dxa"/>
+              <w:bottom w:w="0" w:type="dxa"/>
+              <w:left w:w="0" w:type="dxa"/>
+              <w:right w:w="0" w:type="dxa"/>
+            </w:tcMar>
+            <w:vAlign w:val="center"/>
+          </w:tcPr>
+          <w:p>
+            <w:pPr>
+              <w:pStyle w:val="Normal"/>
+              <w:jc w:val="right"/>
+              <w:pBdr>
+                <w:bottom w:val="none" w:sz="0" w:space="0" w:color="000000"/>
+                <w:top w:val="none" w:sz="0" w:space="0" w:color="000000"/>
+                <w:left w:val="none" w:sz="0" w:space="0" w:color="000000"/>
+                <w:right w:val="none" w:sz="0" w:space="0" w:color="000000"/>
+              </w:pBdr>
+              <w:spacing w:after="40" w:before="40" w:line="240"/>
+              <w:ind w:left="40" w:right="40" w:firstLine="0" w:firstLineChars="0"/>
+              <w:rPr>
+                <w:rFonts w:ascii="Arial" w:hAnsi="Arial" w:eastAsia="Arial" w:cs="Arial"/>
+                <w:i w:val="false"/>
+                <w:b w:val="false"/>
+                <w:u w:val="none"/>
+                <w:strike w:val="false"/>
+                <w:sz w:val="16"/>
+                <w:szCs w:val="16"/>
+                <w:color w:val="000000"/>
+              </w:rPr>
+            </w:pPr>
+            <w:r>
+              <w:rPr>
+                <w:rFonts w:ascii="Arial" w:hAnsi="Arial" w:eastAsia="Arial" w:cs="Arial"/>
+                <w:i w:val="false"/>
+                <w:b w:val="false"/>
+                <w:u w:val="none"/>
+                <w:strike w:val="false"/>
+                <w:sz w:val="16"/>
+                <w:szCs w:val="16"/>
+                <w:color w:val="000000"/>
+              </w:rPr>
               <w:t xml:space="preserve">$436</w:t>
-            </w:r>
-          </w:p>
-        </w:tc>
-        <w:tc>
-          <w:tcPr>
-            <w:tcBorders>
-              <w:bottom w:val="single" w:sz="4" w:space="0" w:color="B3B3B3"/>
-              <w:top w:val="single" w:sz="12" w:space="0" w:color="000000"/>
-              <w:left w:val="none" w:sz="0" w:space="0" w:color="000000"/>
-              <w:right w:val="none" w:sz="0" w:space="0" w:color="000000"/>
-            </w:tcBorders>
-            <w:shd w:val="clear" w:color="auto" w:fill="FFFFFF"/>
-            <w:tcMar>
-              <w:top w:w="0" w:type="dxa"/>
-              <w:bottom w:w="0" w:type="dxa"/>
-              <w:left w:w="0" w:type="dxa"/>
-              <w:right w:w="0" w:type="dxa"/>
-            </w:tcMar>
-            <w:vAlign w:val="center"/>
-          </w:tcPr>
-          <w:p>
-            <w:pPr>
-              <w:pStyle w:val="Normal"/>
-              <w:jc w:val="right"/>
-              <w:pBdr>
-                <w:bottom w:val="none" w:sz="0" w:space="0" w:color="000000"/>
-                <w:top w:val="none" w:sz="0" w:space="0" w:color="000000"/>
-                <w:left w:val="none" w:sz="0" w:space="0" w:color="000000"/>
-                <w:right w:val="none" w:sz="0" w:space="0" w:color="000000"/>
-              </w:pBdr>
-              <w:spacing w:after="40" w:before="40" w:line="240"/>
-              <w:ind w:left="40" w:right="40" w:firstLine="0" w:firstLineChars="0"/>
-              <w:rPr>
-                <w:rFonts w:ascii="Arial" w:hAnsi="Arial" w:eastAsia="Arial" w:cs="Arial"/>
-                <w:i w:val="false"/>
-                <w:b w:val="false"/>
-                <w:u w:val="none"/>
-                <w:strike w:val="false"/>
-                <w:sz w:val="16"/>
-                <w:szCs w:val="16"/>
-                <w:color w:val="000000"/>
-              </w:rPr>
-            </w:pPr>
-            <w:r>
-              <w:rPr>
-                <w:rFonts w:ascii="Arial" w:hAnsi="Arial" w:eastAsia="Arial" w:cs="Arial"/>
-                <w:i w:val="false"/>
-                <w:b w:val="false"/>
-                <w:u w:val="none"/>
-                <w:strike w:val="false"/>
-                <w:sz w:val="16"/>
-                <w:szCs w:val="16"/>
-                <w:color w:val="000000"/>
-              </w:rPr>
-              <w:t xml:space="preserve">2</w:t>
             </w:r>
           </w:p>
         </w:tc>
@@ -988,62 +988,62 @@
                 <w:szCs w:val="16"/>
                 <w:color w:val="000000"/>
               </w:rPr>
+              <w:t xml:space="preserve">1</w:t>
+            </w:r>
+          </w:p>
+        </w:tc>
+        <w:tc>
+          <w:tcPr>
+            <w:tcBorders>
+              <w:bottom w:val="single" w:sz="4" w:space="0" w:color="B3B3B3"/>
+              <w:top w:val="single" w:sz="4" w:space="0" w:color="B3B3B3"/>
+              <w:left w:val="none" w:sz="0" w:space="0" w:color="000000"/>
+              <w:right w:val="none" w:sz="0" w:space="0" w:color="000000"/>
+            </w:tcBorders>
+            <w:shd w:val="clear" w:color="auto" w:fill="F2F2F2"/>
+            <w:tcMar>
+              <w:top w:w="0" w:type="dxa"/>
+              <w:bottom w:w="0" w:type="dxa"/>
+              <w:left w:w="0" w:type="dxa"/>
+              <w:right w:w="0" w:type="dxa"/>
+            </w:tcMar>
+            <w:vAlign w:val="center"/>
+          </w:tcPr>
+          <w:p>
+            <w:pPr>
+              <w:pStyle w:val="Normal"/>
+              <w:jc w:val="right"/>
+              <w:pBdr>
+                <w:bottom w:val="none" w:sz="0" w:space="0" w:color="000000"/>
+                <w:top w:val="none" w:sz="0" w:space="0" w:color="000000"/>
+                <w:left w:val="none" w:sz="0" w:space="0" w:color="000000"/>
+                <w:right w:val="none" w:sz="0" w:space="0" w:color="000000"/>
+              </w:pBdr>
+              <w:spacing w:after="40" w:before="40" w:line="240"/>
+              <w:ind w:left="40" w:right="40" w:firstLine="0" w:firstLineChars="0"/>
+              <w:rPr>
+                <w:rFonts w:ascii="Arial" w:hAnsi="Arial" w:eastAsia="Arial" w:cs="Arial"/>
+                <w:i w:val="false"/>
+                <w:b w:val="false"/>
+                <w:u w:val="none"/>
+                <w:strike w:val="false"/>
+                <w:sz w:val="16"/>
+                <w:szCs w:val="16"/>
+                <w:color w:val="000000"/>
+              </w:rPr>
+            </w:pPr>
+            <w:r>
+              <w:rPr>
+                <w:rFonts w:ascii="Arial" w:hAnsi="Arial" w:eastAsia="Arial" w:cs="Arial"/>
+                <w:i w:val="false"/>
+                <w:b w:val="false"/>
+                <w:u w:val="none"/>
+                <w:strike w:val="false"/>
+                <w:sz w:val="16"/>
+                <w:szCs w:val="16"/>
+                <w:color w:val="000000"/>
+              </w:rPr>
               <w:t xml:space="preserve">$194</w:t>
-            </w:r>
-          </w:p>
-        </w:tc>
-        <w:tc>
-          <w:tcPr>
-            <w:tcBorders>
-              <w:bottom w:val="single" w:sz="4" w:space="0" w:color="B3B3B3"/>
-              <w:top w:val="single" w:sz="4" w:space="0" w:color="B3B3B3"/>
-              <w:left w:val="none" w:sz="0" w:space="0" w:color="000000"/>
-              <w:right w:val="none" w:sz="0" w:space="0" w:color="000000"/>
-            </w:tcBorders>
-            <w:shd w:val="clear" w:color="auto" w:fill="F2F2F2"/>
-            <w:tcMar>
-              <w:top w:w="0" w:type="dxa"/>
-              <w:bottom w:w="0" w:type="dxa"/>
-              <w:left w:w="0" w:type="dxa"/>
-              <w:right w:w="0" w:type="dxa"/>
-            </w:tcMar>
-            <w:vAlign w:val="center"/>
-          </w:tcPr>
-          <w:p>
-            <w:pPr>
-              <w:pStyle w:val="Normal"/>
-              <w:jc w:val="right"/>
-              <w:pBdr>
-                <w:bottom w:val="none" w:sz="0" w:space="0" w:color="000000"/>
-                <w:top w:val="none" w:sz="0" w:space="0" w:color="000000"/>
-                <w:left w:val="none" w:sz="0" w:space="0" w:color="000000"/>
-                <w:right w:val="none" w:sz="0" w:space="0" w:color="000000"/>
-              </w:pBdr>
-              <w:spacing w:after="40" w:before="40" w:line="240"/>
-              <w:ind w:left="40" w:right="40" w:firstLine="0" w:firstLineChars="0"/>
-              <w:rPr>
-                <w:rFonts w:ascii="Arial" w:hAnsi="Arial" w:eastAsia="Arial" w:cs="Arial"/>
-                <w:i w:val="false"/>
-                <w:b w:val="false"/>
-                <w:u w:val="none"/>
-                <w:strike w:val="false"/>
-                <w:sz w:val="16"/>
-                <w:szCs w:val="16"/>
-                <w:color w:val="000000"/>
-              </w:rPr>
-            </w:pPr>
-            <w:r>
-              <w:rPr>
-                <w:rFonts w:ascii="Arial" w:hAnsi="Arial" w:eastAsia="Arial" w:cs="Arial"/>
-                <w:i w:val="false"/>
-                <w:b w:val="false"/>
-                <w:u w:val="none"/>
-                <w:strike w:val="false"/>
-                <w:sz w:val="16"/>
-                <w:szCs w:val="16"/>
-                <w:color w:val="000000"/>
-              </w:rPr>
-              <w:t xml:space="preserve">1</w:t>
             </w:r>
           </w:p>
         </w:tc>
@@ -1323,62 +1323,62 @@
                 <w:szCs w:val="16"/>
                 <w:color w:val="000000"/>
               </w:rPr>
+              <w:t xml:space="preserve">2</w:t>
+            </w:r>
+          </w:p>
+        </w:tc>
+        <w:tc>
+          <w:tcPr>
+            <w:tcBorders>
+              <w:bottom w:val="single" w:sz="4" w:space="0" w:color="B3B3B3"/>
+              <w:top w:val="single" w:sz="4" w:space="0" w:color="B3B3B3"/>
+              <w:left w:val="none" w:sz="0" w:space="0" w:color="000000"/>
+              <w:right w:val="none" w:sz="0" w:space="0" w:color="000000"/>
+            </w:tcBorders>
+            <w:shd w:val="clear" w:color="auto" w:fill="FFFFFF"/>
+            <w:tcMar>
+              <w:top w:w="0" w:type="dxa"/>
+              <w:bottom w:w="0" w:type="dxa"/>
+              <w:left w:w="0" w:type="dxa"/>
+              <w:right w:w="0" w:type="dxa"/>
+            </w:tcMar>
+            <w:vAlign w:val="center"/>
+          </w:tcPr>
+          <w:p>
+            <w:pPr>
+              <w:pStyle w:val="Normal"/>
+              <w:jc w:val="right"/>
+              <w:pBdr>
+                <w:bottom w:val="none" w:sz="0" w:space="0" w:color="000000"/>
+                <w:top w:val="none" w:sz="0" w:space="0" w:color="000000"/>
+                <w:left w:val="none" w:sz="0" w:space="0" w:color="000000"/>
+                <w:right w:val="none" w:sz="0" w:space="0" w:color="000000"/>
+              </w:pBdr>
+              <w:spacing w:after="40" w:before="40" w:line="240"/>
+              <w:ind w:left="40" w:right="40" w:firstLine="0" w:firstLineChars="0"/>
+              <w:rPr>
+                <w:rFonts w:ascii="Arial" w:hAnsi="Arial" w:eastAsia="Arial" w:cs="Arial"/>
+                <w:i w:val="false"/>
+                <w:b w:val="false"/>
+                <w:u w:val="none"/>
+                <w:strike w:val="false"/>
+                <w:sz w:val="16"/>
+                <w:szCs w:val="16"/>
+                <w:color w:val="000000"/>
+              </w:rPr>
+            </w:pPr>
+            <w:r>
+              <w:rPr>
+                <w:rFonts w:ascii="Arial" w:hAnsi="Arial" w:eastAsia="Arial" w:cs="Arial"/>
+                <w:i w:val="false"/>
+                <w:b w:val="false"/>
+                <w:u w:val="none"/>
+                <w:strike w:val="false"/>
+                <w:sz w:val="16"/>
+                <w:szCs w:val="16"/>
+                <w:color w:val="000000"/>
+              </w:rPr>
               <w:t xml:space="preserve">$598</w:t>
-            </w:r>
-          </w:p>
-        </w:tc>
-        <w:tc>
-          <w:tcPr>
-            <w:tcBorders>
-              <w:bottom w:val="single" w:sz="4" w:space="0" w:color="B3B3B3"/>
-              <w:top w:val="single" w:sz="4" w:space="0" w:color="B3B3B3"/>
-              <w:left w:val="none" w:sz="0" w:space="0" w:color="000000"/>
-              <w:right w:val="none" w:sz="0" w:space="0" w:color="000000"/>
-            </w:tcBorders>
-            <w:shd w:val="clear" w:color="auto" w:fill="FFFFFF"/>
-            <w:tcMar>
-              <w:top w:w="0" w:type="dxa"/>
-              <w:bottom w:w="0" w:type="dxa"/>
-              <w:left w:w="0" w:type="dxa"/>
-              <w:right w:w="0" w:type="dxa"/>
-            </w:tcMar>
-            <w:vAlign w:val="center"/>
-          </w:tcPr>
-          <w:p>
-            <w:pPr>
-              <w:pStyle w:val="Normal"/>
-              <w:jc w:val="right"/>
-              <w:pBdr>
-                <w:bottom w:val="none" w:sz="0" w:space="0" w:color="000000"/>
-                <w:top w:val="none" w:sz="0" w:space="0" w:color="000000"/>
-                <w:left w:val="none" w:sz="0" w:space="0" w:color="000000"/>
-                <w:right w:val="none" w:sz="0" w:space="0" w:color="000000"/>
-              </w:pBdr>
-              <w:spacing w:after="40" w:before="40" w:line="240"/>
-              <w:ind w:left="40" w:right="40" w:firstLine="0" w:firstLineChars="0"/>
-              <w:rPr>
-                <w:rFonts w:ascii="Arial" w:hAnsi="Arial" w:eastAsia="Arial" w:cs="Arial"/>
-                <w:i w:val="false"/>
-                <w:b w:val="false"/>
-                <w:u w:val="none"/>
-                <w:strike w:val="false"/>
-                <w:sz w:val="16"/>
-                <w:szCs w:val="16"/>
-                <w:color w:val="000000"/>
-              </w:rPr>
-            </w:pPr>
-            <w:r>
-              <w:rPr>
-                <w:rFonts w:ascii="Arial" w:hAnsi="Arial" w:eastAsia="Arial" w:cs="Arial"/>
-                <w:i w:val="false"/>
-                <w:b w:val="false"/>
-                <w:u w:val="none"/>
-                <w:strike w:val="false"/>
-                <w:sz w:val="16"/>
-                <w:szCs w:val="16"/>
-                <w:color w:val="000000"/>
-              </w:rPr>
-              <w:t xml:space="preserve">2</w:t>
             </w:r>
           </w:p>
         </w:tc>
@@ -1658,62 +1658,62 @@
                 <w:szCs w:val="16"/>
                 <w:color w:val="000000"/>
               </w:rPr>
+              <w:t xml:space="preserve">3</w:t>
+            </w:r>
+          </w:p>
+        </w:tc>
+        <w:tc>
+          <w:tcPr>
+            <w:tcBorders>
+              <w:bottom w:val="single" w:sz="4" w:space="0" w:color="B3B3B3"/>
+              <w:top w:val="single" w:sz="4" w:space="0" w:color="B3B3B3"/>
+              <w:left w:val="none" w:sz="0" w:space="0" w:color="000000"/>
+              <w:right w:val="none" w:sz="0" w:space="0" w:color="000000"/>
+            </w:tcBorders>
+            <w:shd w:val="clear" w:color="auto" w:fill="F2F2F2"/>
+            <w:tcMar>
+              <w:top w:w="0" w:type="dxa"/>
+              <w:bottom w:w="0" w:type="dxa"/>
+              <w:left w:w="0" w:type="dxa"/>
+              <w:right w:w="0" w:type="dxa"/>
+            </w:tcMar>
+            <w:vAlign w:val="center"/>
+          </w:tcPr>
+          <w:p>
+            <w:pPr>
+              <w:pStyle w:val="Normal"/>
+              <w:jc w:val="right"/>
+              <w:pBdr>
+                <w:bottom w:val="none" w:sz="0" w:space="0" w:color="000000"/>
+                <w:top w:val="none" w:sz="0" w:space="0" w:color="000000"/>
+                <w:left w:val="none" w:sz="0" w:space="0" w:color="000000"/>
+                <w:right w:val="none" w:sz="0" w:space="0" w:color="000000"/>
+              </w:pBdr>
+              <w:spacing w:after="40" w:before="40" w:line="240"/>
+              <w:ind w:left="40" w:right="40" w:firstLine="0" w:firstLineChars="0"/>
+              <w:rPr>
+                <w:rFonts w:ascii="Arial" w:hAnsi="Arial" w:eastAsia="Arial" w:cs="Arial"/>
+                <w:i w:val="false"/>
+                <w:b w:val="false"/>
+                <w:u w:val="none"/>
+                <w:strike w:val="false"/>
+                <w:sz w:val="16"/>
+                <w:szCs w:val="16"/>
+                <w:color w:val="000000"/>
+              </w:rPr>
+            </w:pPr>
+            <w:r>
+              <w:rPr>
+                <w:rFonts w:ascii="Arial" w:hAnsi="Arial" w:eastAsia="Arial" w:cs="Arial"/>
+                <w:i w:val="false"/>
+                <w:b w:val="false"/>
+                <w:u w:val="none"/>
+                <w:strike w:val="false"/>
+                <w:sz w:val="16"/>
+                <w:szCs w:val="16"/>
+                <w:color w:val="000000"/>
+              </w:rPr>
               <w:t xml:space="preserve">$222</w:t>
-            </w:r>
-          </w:p>
-        </w:tc>
-        <w:tc>
-          <w:tcPr>
-            <w:tcBorders>
-              <w:bottom w:val="single" w:sz="4" w:space="0" w:color="B3B3B3"/>
-              <w:top w:val="single" w:sz="4" w:space="0" w:color="B3B3B3"/>
-              <w:left w:val="none" w:sz="0" w:space="0" w:color="000000"/>
-              <w:right w:val="none" w:sz="0" w:space="0" w:color="000000"/>
-            </w:tcBorders>
-            <w:shd w:val="clear" w:color="auto" w:fill="F2F2F2"/>
-            <w:tcMar>
-              <w:top w:w="0" w:type="dxa"/>
-              <w:bottom w:w="0" w:type="dxa"/>
-              <w:left w:w="0" w:type="dxa"/>
-              <w:right w:w="0" w:type="dxa"/>
-            </w:tcMar>
-            <w:vAlign w:val="center"/>
-          </w:tcPr>
-          <w:p>
-            <w:pPr>
-              <w:pStyle w:val="Normal"/>
-              <w:jc w:val="right"/>
-              <w:pBdr>
-                <w:bottom w:val="none" w:sz="0" w:space="0" w:color="000000"/>
-                <w:top w:val="none" w:sz="0" w:space="0" w:color="000000"/>
-                <w:left w:val="none" w:sz="0" w:space="0" w:color="000000"/>
-                <w:right w:val="none" w:sz="0" w:space="0" w:color="000000"/>
-              </w:pBdr>
-              <w:spacing w:after="40" w:before="40" w:line="240"/>
-              <w:ind w:left="40" w:right="40" w:firstLine="0" w:firstLineChars="0"/>
-              <w:rPr>
-                <w:rFonts w:ascii="Arial" w:hAnsi="Arial" w:eastAsia="Arial" w:cs="Arial"/>
-                <w:i w:val="false"/>
-                <w:b w:val="false"/>
-                <w:u w:val="none"/>
-                <w:strike w:val="false"/>
-                <w:sz w:val="16"/>
-                <w:szCs w:val="16"/>
-                <w:color w:val="000000"/>
-              </w:rPr>
-            </w:pPr>
-            <w:r>
-              <w:rPr>
-                <w:rFonts w:ascii="Arial" w:hAnsi="Arial" w:eastAsia="Arial" w:cs="Arial"/>
-                <w:i w:val="false"/>
-                <w:b w:val="false"/>
-                <w:u w:val="none"/>
-                <w:strike w:val="false"/>
-                <w:sz w:val="16"/>
-                <w:szCs w:val="16"/>
-                <w:color w:val="000000"/>
-              </w:rPr>
-              <w:t xml:space="preserve">3</w:t>
             </w:r>
           </w:p>
         </w:tc>
@@ -1993,62 +1993,62 @@
                 <w:szCs w:val="16"/>
                 <w:color w:val="000000"/>
               </w:rPr>
+              <w:t xml:space="preserve">2</w:t>
+            </w:r>
+          </w:p>
+        </w:tc>
+        <w:tc>
+          <w:tcPr>
+            <w:tcBorders>
+              <w:bottom w:val="single" w:sz="4" w:space="0" w:color="B3B3B3"/>
+              <w:top w:val="single" w:sz="4" w:space="0" w:color="B3B3B3"/>
+              <w:left w:val="none" w:sz="0" w:space="0" w:color="000000"/>
+              <w:right w:val="none" w:sz="0" w:space="0" w:color="000000"/>
+            </w:tcBorders>
+            <w:shd w:val="clear" w:color="auto" w:fill="FFFFFF"/>
+            <w:tcMar>
+              <w:top w:w="0" w:type="dxa"/>
+              <w:bottom w:w="0" w:type="dxa"/>
+              <w:left w:w="0" w:type="dxa"/>
+              <w:right w:w="0" w:type="dxa"/>
+            </w:tcMar>
+            <w:vAlign w:val="center"/>
+          </w:tcPr>
+          <w:p>
+            <w:pPr>
+              <w:pStyle w:val="Normal"/>
+              <w:jc w:val="right"/>
+              <w:pBdr>
+                <w:bottom w:val="none" w:sz="0" w:space="0" w:color="000000"/>
+                <w:top w:val="none" w:sz="0" w:space="0" w:color="000000"/>
+                <w:left w:val="none" w:sz="0" w:space="0" w:color="000000"/>
+                <w:right w:val="none" w:sz="0" w:space="0" w:color="000000"/>
+              </w:pBdr>
+              <w:spacing w:after="40" w:before="40" w:line="240"/>
+              <w:ind w:left="40" w:right="40" w:firstLine="0" w:firstLineChars="0"/>
+              <w:rPr>
+                <w:rFonts w:ascii="Arial" w:hAnsi="Arial" w:eastAsia="Arial" w:cs="Arial"/>
+                <w:i w:val="false"/>
+                <w:b w:val="false"/>
+                <w:u w:val="none"/>
+                <w:strike w:val="false"/>
+                <w:sz w:val="16"/>
+                <w:szCs w:val="16"/>
+                <w:color w:val="000000"/>
+              </w:rPr>
+            </w:pPr>
+            <w:r>
+              <w:rPr>
+                <w:rFonts w:ascii="Arial" w:hAnsi="Arial" w:eastAsia="Arial" w:cs="Arial"/>
+                <w:i w:val="false"/>
+                <w:b w:val="false"/>
+                <w:u w:val="none"/>
+                <w:strike w:val="false"/>
+                <w:sz w:val="16"/>
+                <w:szCs w:val="16"/>
+                <w:color w:val="000000"/>
+              </w:rPr>
               <w:t xml:space="preserve">$3,016</w:t>
-            </w:r>
-          </w:p>
-        </w:tc>
-        <w:tc>
-          <w:tcPr>
-            <w:tcBorders>
-              <w:bottom w:val="single" w:sz="4" w:space="0" w:color="B3B3B3"/>
-              <w:top w:val="single" w:sz="4" w:space="0" w:color="B3B3B3"/>
-              <w:left w:val="none" w:sz="0" w:space="0" w:color="000000"/>
-              <w:right w:val="none" w:sz="0" w:space="0" w:color="000000"/>
-            </w:tcBorders>
-            <w:shd w:val="clear" w:color="auto" w:fill="FFFFFF"/>
-            <w:tcMar>
-              <w:top w:w="0" w:type="dxa"/>
-              <w:bottom w:w="0" w:type="dxa"/>
-              <w:left w:w="0" w:type="dxa"/>
-              <w:right w:w="0" w:type="dxa"/>
-            </w:tcMar>
-            <w:vAlign w:val="center"/>
-          </w:tcPr>
-          <w:p>
-            <w:pPr>
-              <w:pStyle w:val="Normal"/>
-              <w:jc w:val="right"/>
-              <w:pBdr>
-                <w:bottom w:val="none" w:sz="0" w:space="0" w:color="000000"/>
-                <w:top w:val="none" w:sz="0" w:space="0" w:color="000000"/>
-                <w:left w:val="none" w:sz="0" w:space="0" w:color="000000"/>
-                <w:right w:val="none" w:sz="0" w:space="0" w:color="000000"/>
-              </w:pBdr>
-              <w:spacing w:after="40" w:before="40" w:line="240"/>
-              <w:ind w:left="40" w:right="40" w:firstLine="0" w:firstLineChars="0"/>
-              <w:rPr>
-                <w:rFonts w:ascii="Arial" w:hAnsi="Arial" w:eastAsia="Arial" w:cs="Arial"/>
-                <w:i w:val="false"/>
-                <w:b w:val="false"/>
-                <w:u w:val="none"/>
-                <w:strike w:val="false"/>
-                <w:sz w:val="16"/>
-                <w:szCs w:val="16"/>
-                <w:color w:val="000000"/>
-              </w:rPr>
-            </w:pPr>
-            <w:r>
-              <w:rPr>
-                <w:rFonts w:ascii="Arial" w:hAnsi="Arial" w:eastAsia="Arial" w:cs="Arial"/>
-                <w:i w:val="false"/>
-                <w:b w:val="false"/>
-                <w:u w:val="none"/>
-                <w:strike w:val="false"/>
-                <w:sz w:val="16"/>
-                <w:szCs w:val="16"/>
-                <w:color w:val="000000"/>
-              </w:rPr>
-              <w:t xml:space="preserve">2</w:t>
             </w:r>
           </w:p>
         </w:tc>
@@ -2328,62 +2328,62 @@
                 <w:szCs w:val="16"/>
                 <w:color w:val="000000"/>
               </w:rPr>
+              <w:t xml:space="preserve">19</w:t>
+            </w:r>
+          </w:p>
+        </w:tc>
+        <w:tc>
+          <w:tcPr>
+            <w:tcBorders>
+              <w:bottom w:val="single" w:sz="4" w:space="0" w:color="B3B3B3"/>
+              <w:top w:val="single" w:sz="4" w:space="0" w:color="B3B3B3"/>
+              <w:left w:val="none" w:sz="0" w:space="0" w:color="000000"/>
+              <w:right w:val="none" w:sz="0" w:space="0" w:color="000000"/>
+            </w:tcBorders>
+            <w:shd w:val="clear" w:color="auto" w:fill="F2F2F2"/>
+            <w:tcMar>
+              <w:top w:w="0" w:type="dxa"/>
+              <w:bottom w:w="0" w:type="dxa"/>
+              <w:left w:w="0" w:type="dxa"/>
+              <w:right w:w="0" w:type="dxa"/>
+            </w:tcMar>
+            <w:vAlign w:val="center"/>
+          </w:tcPr>
+          <w:p>
+            <w:pPr>
+              <w:pStyle w:val="Normal"/>
+              <w:jc w:val="right"/>
+              <w:pBdr>
+                <w:bottom w:val="none" w:sz="0" w:space="0" w:color="000000"/>
+                <w:top w:val="none" w:sz="0" w:space="0" w:color="000000"/>
+                <w:left w:val="none" w:sz="0" w:space="0" w:color="000000"/>
+                <w:right w:val="none" w:sz="0" w:space="0" w:color="000000"/>
+              </w:pBdr>
+              <w:spacing w:after="40" w:before="40" w:line="240"/>
+              <w:ind w:left="40" w:right="40" w:firstLine="0" w:firstLineChars="0"/>
+              <w:rPr>
+                <w:rFonts w:ascii="Arial" w:hAnsi="Arial" w:eastAsia="Arial" w:cs="Arial"/>
+                <w:i w:val="false"/>
+                <w:b w:val="false"/>
+                <w:u w:val="none"/>
+                <w:strike w:val="false"/>
+                <w:sz w:val="16"/>
+                <w:szCs w:val="16"/>
+                <w:color w:val="000000"/>
+              </w:rPr>
+            </w:pPr>
+            <w:r>
+              <w:rPr>
+                <w:rFonts w:ascii="Arial" w:hAnsi="Arial" w:eastAsia="Arial" w:cs="Arial"/>
+                <w:i w:val="false"/>
+                <w:b w:val="false"/>
+                <w:u w:val="none"/>
+                <w:strike w:val="false"/>
+                <w:sz w:val="16"/>
+                <w:szCs w:val="16"/>
+                <w:color w:val="000000"/>
+              </w:rPr>
               <w:t xml:space="preserve">$2,941</w:t>
-            </w:r>
-          </w:p>
-        </w:tc>
-        <w:tc>
-          <w:tcPr>
-            <w:tcBorders>
-              <w:bottom w:val="single" w:sz="4" w:space="0" w:color="B3B3B3"/>
-              <w:top w:val="single" w:sz="4" w:space="0" w:color="B3B3B3"/>
-              <w:left w:val="none" w:sz="0" w:space="0" w:color="000000"/>
-              <w:right w:val="none" w:sz="0" w:space="0" w:color="000000"/>
-            </w:tcBorders>
-            <w:shd w:val="clear" w:color="auto" w:fill="F2F2F2"/>
-            <w:tcMar>
-              <w:top w:w="0" w:type="dxa"/>
-              <w:bottom w:w="0" w:type="dxa"/>
-              <w:left w:w="0" w:type="dxa"/>
-              <w:right w:w="0" w:type="dxa"/>
-            </w:tcMar>
-            <w:vAlign w:val="center"/>
-          </w:tcPr>
-          <w:p>
-            <w:pPr>
-              <w:pStyle w:val="Normal"/>
-              <w:jc w:val="right"/>
-              <w:pBdr>
-                <w:bottom w:val="none" w:sz="0" w:space="0" w:color="000000"/>
-                <w:top w:val="none" w:sz="0" w:space="0" w:color="000000"/>
-                <w:left w:val="none" w:sz="0" w:space="0" w:color="000000"/>
-                <w:right w:val="none" w:sz="0" w:space="0" w:color="000000"/>
-              </w:pBdr>
-              <w:spacing w:after="40" w:before="40" w:line="240"/>
-              <w:ind w:left="40" w:right="40" w:firstLine="0" w:firstLineChars="0"/>
-              <w:rPr>
-                <w:rFonts w:ascii="Arial" w:hAnsi="Arial" w:eastAsia="Arial" w:cs="Arial"/>
-                <w:i w:val="false"/>
-                <w:b w:val="false"/>
-                <w:u w:val="none"/>
-                <w:strike w:val="false"/>
-                <w:sz w:val="16"/>
-                <w:szCs w:val="16"/>
-                <w:color w:val="000000"/>
-              </w:rPr>
-            </w:pPr>
-            <w:r>
-              <w:rPr>
-                <w:rFonts w:ascii="Arial" w:hAnsi="Arial" w:eastAsia="Arial" w:cs="Arial"/>
-                <w:i w:val="false"/>
-                <w:b w:val="false"/>
-                <w:u w:val="none"/>
-                <w:strike w:val="false"/>
-                <w:sz w:val="16"/>
-                <w:szCs w:val="16"/>
-                <w:color w:val="000000"/>
-              </w:rPr>
-              <w:t xml:space="preserve">19</w:t>
             </w:r>
           </w:p>
         </w:tc>
@@ -2663,62 +2663,62 @@
                 <w:szCs w:val="16"/>
                 <w:color w:val="000000"/>
               </w:rPr>
+              <w:t xml:space="preserve">2</w:t>
+            </w:r>
+          </w:p>
+        </w:tc>
+        <w:tc>
+          <w:tcPr>
+            <w:tcBorders>
+              <w:bottom w:val="single" w:sz="4" w:space="0" w:color="B3B3B3"/>
+              <w:top w:val="single" w:sz="4" w:space="0" w:color="B3B3B3"/>
+              <w:left w:val="none" w:sz="0" w:space="0" w:color="000000"/>
+              <w:right w:val="none" w:sz="0" w:space="0" w:color="000000"/>
+            </w:tcBorders>
+            <w:shd w:val="clear" w:color="auto" w:fill="FFFFFF"/>
+            <w:tcMar>
+              <w:top w:w="0" w:type="dxa"/>
+              <w:bottom w:w="0" w:type="dxa"/>
+              <w:left w:w="0" w:type="dxa"/>
+              <w:right w:w="0" w:type="dxa"/>
+            </w:tcMar>
+            <w:vAlign w:val="center"/>
+          </w:tcPr>
+          <w:p>
+            <w:pPr>
+              <w:pStyle w:val="Normal"/>
+              <w:jc w:val="right"/>
+              <w:pBdr>
+                <w:bottom w:val="none" w:sz="0" w:space="0" w:color="000000"/>
+                <w:top w:val="none" w:sz="0" w:space="0" w:color="000000"/>
+                <w:left w:val="none" w:sz="0" w:space="0" w:color="000000"/>
+                <w:right w:val="none" w:sz="0" w:space="0" w:color="000000"/>
+              </w:pBdr>
+              <w:spacing w:after="40" w:before="40" w:line="240"/>
+              <w:ind w:left="40" w:right="40" w:firstLine="0" w:firstLineChars="0"/>
+              <w:rPr>
+                <w:rFonts w:ascii="Arial" w:hAnsi="Arial" w:eastAsia="Arial" w:cs="Arial"/>
+                <w:i w:val="false"/>
+                <w:b w:val="false"/>
+                <w:u w:val="none"/>
+                <w:strike w:val="false"/>
+                <w:sz w:val="16"/>
+                <w:szCs w:val="16"/>
+                <w:color w:val="000000"/>
+              </w:rPr>
+            </w:pPr>
+            <w:r>
+              <w:rPr>
+                <w:rFonts w:ascii="Arial" w:hAnsi="Arial" w:eastAsia="Arial" w:cs="Arial"/>
+                <w:i w:val="false"/>
+                <w:b w:val="false"/>
+                <w:u w:val="none"/>
+                <w:strike w:val="false"/>
+                <w:sz w:val="16"/>
+                <w:szCs w:val="16"/>
+                <w:color w:val="000000"/>
+              </w:rPr>
               <w:t xml:space="preserve">$41</w:t>
-            </w:r>
-          </w:p>
-        </w:tc>
-        <w:tc>
-          <w:tcPr>
-            <w:tcBorders>
-              <w:bottom w:val="single" w:sz="4" w:space="0" w:color="B3B3B3"/>
-              <w:top w:val="single" w:sz="4" w:space="0" w:color="B3B3B3"/>
-              <w:left w:val="none" w:sz="0" w:space="0" w:color="000000"/>
-              <w:right w:val="none" w:sz="0" w:space="0" w:color="000000"/>
-            </w:tcBorders>
-            <w:shd w:val="clear" w:color="auto" w:fill="FFFFFF"/>
-            <w:tcMar>
-              <w:top w:w="0" w:type="dxa"/>
-              <w:bottom w:w="0" w:type="dxa"/>
-              <w:left w:w="0" w:type="dxa"/>
-              <w:right w:w="0" w:type="dxa"/>
-            </w:tcMar>
-            <w:vAlign w:val="center"/>
-          </w:tcPr>
-          <w:p>
-            <w:pPr>
-              <w:pStyle w:val="Normal"/>
-              <w:jc w:val="right"/>
-              <w:pBdr>
-                <w:bottom w:val="none" w:sz="0" w:space="0" w:color="000000"/>
-                <w:top w:val="none" w:sz="0" w:space="0" w:color="000000"/>
-                <w:left w:val="none" w:sz="0" w:space="0" w:color="000000"/>
-                <w:right w:val="none" w:sz="0" w:space="0" w:color="000000"/>
-              </w:pBdr>
-              <w:spacing w:after="40" w:before="40" w:line="240"/>
-              <w:ind w:left="40" w:right="40" w:firstLine="0" w:firstLineChars="0"/>
-              <w:rPr>
-                <w:rFonts w:ascii="Arial" w:hAnsi="Arial" w:eastAsia="Arial" w:cs="Arial"/>
-                <w:i w:val="false"/>
-                <w:b w:val="false"/>
-                <w:u w:val="none"/>
-                <w:strike w:val="false"/>
-                <w:sz w:val="16"/>
-                <w:szCs w:val="16"/>
-                <w:color w:val="000000"/>
-              </w:rPr>
-            </w:pPr>
-            <w:r>
-              <w:rPr>
-                <w:rFonts w:ascii="Arial" w:hAnsi="Arial" w:eastAsia="Arial" w:cs="Arial"/>
-                <w:i w:val="false"/>
-                <w:b w:val="false"/>
-                <w:u w:val="none"/>
-                <w:strike w:val="false"/>
-                <w:sz w:val="16"/>
-                <w:szCs w:val="16"/>
-                <w:color w:val="000000"/>
-              </w:rPr>
-              <w:t xml:space="preserve">2</w:t>
             </w:r>
           </w:p>
         </w:tc>
@@ -2998,62 +2998,62 @@
                 <w:szCs w:val="16"/>
                 <w:color w:val="000000"/>
               </w:rPr>
+              <w:t xml:space="preserve">1</w:t>
+            </w:r>
+          </w:p>
+        </w:tc>
+        <w:tc>
+          <w:tcPr>
+            <w:tcBorders>
+              <w:bottom w:val="single" w:sz="4" w:space="0" w:color="B3B3B3"/>
+              <w:top w:val="single" w:sz="4" w:space="0" w:color="B3B3B3"/>
+              <w:left w:val="none" w:sz="0" w:space="0" w:color="000000"/>
+              <w:right w:val="none" w:sz="0" w:space="0" w:color="000000"/>
+            </w:tcBorders>
+            <w:shd w:val="clear" w:color="auto" w:fill="F2F2F2"/>
+            <w:tcMar>
+              <w:top w:w="0" w:type="dxa"/>
+              <w:bottom w:w="0" w:type="dxa"/>
+              <w:left w:w="0" w:type="dxa"/>
+              <w:right w:w="0" w:type="dxa"/>
+            </w:tcMar>
+            <w:vAlign w:val="center"/>
+          </w:tcPr>
+          <w:p>
+            <w:pPr>
+              <w:pStyle w:val="Normal"/>
+              <w:jc w:val="right"/>
+              <w:pBdr>
+                <w:bottom w:val="none" w:sz="0" w:space="0" w:color="000000"/>
+                <w:top w:val="none" w:sz="0" w:space="0" w:color="000000"/>
+                <w:left w:val="none" w:sz="0" w:space="0" w:color="000000"/>
+                <w:right w:val="none" w:sz="0" w:space="0" w:color="000000"/>
+              </w:pBdr>
+              <w:spacing w:after="40" w:before="40" w:line="240"/>
+              <w:ind w:left="40" w:right="40" w:firstLine="0" w:firstLineChars="0"/>
+              <w:rPr>
+                <w:rFonts w:ascii="Arial" w:hAnsi="Arial" w:eastAsia="Arial" w:cs="Arial"/>
+                <w:i w:val="false"/>
+                <w:b w:val="false"/>
+                <w:u w:val="none"/>
+                <w:strike w:val="false"/>
+                <w:sz w:val="16"/>
+                <w:szCs w:val="16"/>
+                <w:color w:val="000000"/>
+              </w:rPr>
+            </w:pPr>
+            <w:r>
+              <w:rPr>
+                <w:rFonts w:ascii="Arial" w:hAnsi="Arial" w:eastAsia="Arial" w:cs="Arial"/>
+                <w:i w:val="false"/>
+                <w:b w:val="false"/>
+                <w:u w:val="none"/>
+                <w:strike w:val="false"/>
+                <w:sz w:val="16"/>
+                <w:szCs w:val="16"/>
+                <w:color w:val="000000"/>
+              </w:rPr>
               <w:t xml:space="preserve">$42</w:t>
-            </w:r>
-          </w:p>
-        </w:tc>
-        <w:tc>
-          <w:tcPr>
-            <w:tcBorders>
-              <w:bottom w:val="single" w:sz="4" w:space="0" w:color="B3B3B3"/>
-              <w:top w:val="single" w:sz="4" w:space="0" w:color="B3B3B3"/>
-              <w:left w:val="none" w:sz="0" w:space="0" w:color="000000"/>
-              <w:right w:val="none" w:sz="0" w:space="0" w:color="000000"/>
-            </w:tcBorders>
-            <w:shd w:val="clear" w:color="auto" w:fill="F2F2F2"/>
-            <w:tcMar>
-              <w:top w:w="0" w:type="dxa"/>
-              <w:bottom w:w="0" w:type="dxa"/>
-              <w:left w:w="0" w:type="dxa"/>
-              <w:right w:w="0" w:type="dxa"/>
-            </w:tcMar>
-            <w:vAlign w:val="center"/>
-          </w:tcPr>
-          <w:p>
-            <w:pPr>
-              <w:pStyle w:val="Normal"/>
-              <w:jc w:val="right"/>
-              <w:pBdr>
-                <w:bottom w:val="none" w:sz="0" w:space="0" w:color="000000"/>
-                <w:top w:val="none" w:sz="0" w:space="0" w:color="000000"/>
-                <w:left w:val="none" w:sz="0" w:space="0" w:color="000000"/>
-                <w:right w:val="none" w:sz="0" w:space="0" w:color="000000"/>
-              </w:pBdr>
-              <w:spacing w:after="40" w:before="40" w:line="240"/>
-              <w:ind w:left="40" w:right="40" w:firstLine="0" w:firstLineChars="0"/>
-              <w:rPr>
-                <w:rFonts w:ascii="Arial" w:hAnsi="Arial" w:eastAsia="Arial" w:cs="Arial"/>
-                <w:i w:val="false"/>
-                <w:b w:val="false"/>
-                <w:u w:val="none"/>
-                <w:strike w:val="false"/>
-                <w:sz w:val="16"/>
-                <w:szCs w:val="16"/>
-                <w:color w:val="000000"/>
-              </w:rPr>
-            </w:pPr>
-            <w:r>
-              <w:rPr>
-                <w:rFonts w:ascii="Arial" w:hAnsi="Arial" w:eastAsia="Arial" w:cs="Arial"/>
-                <w:i w:val="false"/>
-                <w:b w:val="false"/>
-                <w:u w:val="none"/>
-                <w:strike w:val="false"/>
-                <w:sz w:val="16"/>
-                <w:szCs w:val="16"/>
-                <w:color w:val="000000"/>
-              </w:rPr>
-              <w:t xml:space="preserve">1</w:t>
             </w:r>
           </w:p>
         </w:tc>
@@ -3333,62 +3333,62 @@
                 <w:szCs w:val="16"/>
                 <w:color w:val="000000"/>
               </w:rPr>
+              <w:t xml:space="preserve">2</w:t>
+            </w:r>
+          </w:p>
+        </w:tc>
+        <w:tc>
+          <w:tcPr>
+            <w:tcBorders>
+              <w:bottom w:val="single" w:sz="4" w:space="0" w:color="B3B3B3"/>
+              <w:top w:val="single" w:sz="4" w:space="0" w:color="B3B3B3"/>
+              <w:left w:val="none" w:sz="0" w:space="0" w:color="000000"/>
+              <w:right w:val="none" w:sz="0" w:space="0" w:color="000000"/>
+            </w:tcBorders>
+            <w:shd w:val="clear" w:color="auto" w:fill="FFFFFF"/>
+            <w:tcMar>
+              <w:top w:w="0" w:type="dxa"/>
+              <w:bottom w:w="0" w:type="dxa"/>
+              <w:left w:w="0" w:type="dxa"/>
+              <w:right w:w="0" w:type="dxa"/>
+            </w:tcMar>
+            <w:vAlign w:val="center"/>
+          </w:tcPr>
+          <w:p>
+            <w:pPr>
+              <w:pStyle w:val="Normal"/>
+              <w:jc w:val="right"/>
+              <w:pBdr>
+                <w:bottom w:val="none" w:sz="0" w:space="0" w:color="000000"/>
+                <w:top w:val="none" w:sz="0" w:space="0" w:color="000000"/>
+                <w:left w:val="none" w:sz="0" w:space="0" w:color="000000"/>
+                <w:right w:val="none" w:sz="0" w:space="0" w:color="000000"/>
+              </w:pBdr>
+              <w:spacing w:after="40" w:before="40" w:line="240"/>
+              <w:ind w:left="40" w:right="40" w:firstLine="0" w:firstLineChars="0"/>
+              <w:rPr>
+                <w:rFonts w:ascii="Arial" w:hAnsi="Arial" w:eastAsia="Arial" w:cs="Arial"/>
+                <w:i w:val="false"/>
+                <w:b w:val="false"/>
+                <w:u w:val="none"/>
+                <w:strike w:val="false"/>
+                <w:sz w:val="16"/>
+                <w:szCs w:val="16"/>
+                <w:color w:val="000000"/>
+              </w:rPr>
+            </w:pPr>
+            <w:r>
+              <w:rPr>
+                <w:rFonts w:ascii="Arial" w:hAnsi="Arial" w:eastAsia="Arial" w:cs="Arial"/>
+                <w:i w:val="false"/>
+                <w:b w:val="false"/>
+                <w:u w:val="none"/>
+                <w:strike w:val="false"/>
+                <w:sz w:val="16"/>
+                <w:szCs w:val="16"/>
+                <w:color w:val="000000"/>
+              </w:rPr>
               <w:t xml:space="preserve">$1,001</w:t>
-            </w:r>
-          </w:p>
-        </w:tc>
-        <w:tc>
-          <w:tcPr>
-            <w:tcBorders>
-              <w:bottom w:val="single" w:sz="4" w:space="0" w:color="B3B3B3"/>
-              <w:top w:val="single" w:sz="4" w:space="0" w:color="B3B3B3"/>
-              <w:left w:val="none" w:sz="0" w:space="0" w:color="000000"/>
-              <w:right w:val="none" w:sz="0" w:space="0" w:color="000000"/>
-            </w:tcBorders>
-            <w:shd w:val="clear" w:color="auto" w:fill="FFFFFF"/>
-            <w:tcMar>
-              <w:top w:w="0" w:type="dxa"/>
-              <w:bottom w:w="0" w:type="dxa"/>
-              <w:left w:w="0" w:type="dxa"/>
-              <w:right w:w="0" w:type="dxa"/>
-            </w:tcMar>
-            <w:vAlign w:val="center"/>
-          </w:tcPr>
-          <w:p>
-            <w:pPr>
-              <w:pStyle w:val="Normal"/>
-              <w:jc w:val="right"/>
-              <w:pBdr>
-                <w:bottom w:val="none" w:sz="0" w:space="0" w:color="000000"/>
-                <w:top w:val="none" w:sz="0" w:space="0" w:color="000000"/>
-                <w:left w:val="none" w:sz="0" w:space="0" w:color="000000"/>
-                <w:right w:val="none" w:sz="0" w:space="0" w:color="000000"/>
-              </w:pBdr>
-              <w:spacing w:after="40" w:before="40" w:line="240"/>
-              <w:ind w:left="40" w:right="40" w:firstLine="0" w:firstLineChars="0"/>
-              <w:rPr>
-                <w:rFonts w:ascii="Arial" w:hAnsi="Arial" w:eastAsia="Arial" w:cs="Arial"/>
-                <w:i w:val="false"/>
-                <w:b w:val="false"/>
-                <w:u w:val="none"/>
-                <w:strike w:val="false"/>
-                <w:sz w:val="16"/>
-                <w:szCs w:val="16"/>
-                <w:color w:val="000000"/>
-              </w:rPr>
-            </w:pPr>
-            <w:r>
-              <w:rPr>
-                <w:rFonts w:ascii="Arial" w:hAnsi="Arial" w:eastAsia="Arial" w:cs="Arial"/>
-                <w:i w:val="false"/>
-                <w:b w:val="false"/>
-                <w:u w:val="none"/>
-                <w:strike w:val="false"/>
-                <w:sz w:val="16"/>
-                <w:szCs w:val="16"/>
-                <w:color w:val="000000"/>
-              </w:rPr>
-              <w:t xml:space="preserve">2</w:t>
             </w:r>
           </w:p>
         </w:tc>
@@ -3668,62 +3668,62 @@
                 <w:szCs w:val="16"/>
                 <w:color w:val="000000"/>
               </w:rPr>
+              <w:t xml:space="preserve">3</w:t>
+            </w:r>
+          </w:p>
+        </w:tc>
+        <w:tc>
+          <w:tcPr>
+            <w:tcBorders>
+              <w:bottom w:val="single" w:sz="4" w:space="0" w:color="B3B3B3"/>
+              <w:top w:val="single" w:sz="4" w:space="0" w:color="B3B3B3"/>
+              <w:left w:val="none" w:sz="0" w:space="0" w:color="000000"/>
+              <w:right w:val="none" w:sz="0" w:space="0" w:color="000000"/>
+            </w:tcBorders>
+            <w:shd w:val="clear" w:color="auto" w:fill="F2F2F2"/>
+            <w:tcMar>
+              <w:top w:w="0" w:type="dxa"/>
+              <w:bottom w:w="0" w:type="dxa"/>
+              <w:left w:w="0" w:type="dxa"/>
+              <w:right w:w="0" w:type="dxa"/>
+            </w:tcMar>
+            <w:vAlign w:val="center"/>
+          </w:tcPr>
+          <w:p>
+            <w:pPr>
+              <w:pStyle w:val="Normal"/>
+              <w:jc w:val="right"/>
+              <w:pBdr>
+                <w:bottom w:val="none" w:sz="0" w:space="0" w:color="000000"/>
+                <w:top w:val="none" w:sz="0" w:space="0" w:color="000000"/>
+                <w:left w:val="none" w:sz="0" w:space="0" w:color="000000"/>
+                <w:right w:val="none" w:sz="0" w:space="0" w:color="000000"/>
+              </w:pBdr>
+              <w:spacing w:after="40" w:before="40" w:line="240"/>
+              <w:ind w:left="40" w:right="40" w:firstLine="0" w:firstLineChars="0"/>
+              <w:rPr>
+                <w:rFonts w:ascii="Arial" w:hAnsi="Arial" w:eastAsia="Arial" w:cs="Arial"/>
+                <w:i w:val="false"/>
+                <w:b w:val="false"/>
+                <w:u w:val="none"/>
+                <w:strike w:val="false"/>
+                <w:sz w:val="16"/>
+                <w:szCs w:val="16"/>
+                <w:color w:val="000000"/>
+              </w:rPr>
+            </w:pPr>
+            <w:r>
+              <w:rPr>
+                <w:rFonts w:ascii="Arial" w:hAnsi="Arial" w:eastAsia="Arial" w:cs="Arial"/>
+                <w:i w:val="false"/>
+                <w:b w:val="false"/>
+                <w:u w:val="none"/>
+                <w:strike w:val="false"/>
+                <w:sz w:val="16"/>
+                <w:szCs w:val="16"/>
+                <w:color w:val="000000"/>
+              </w:rPr>
               <w:t xml:space="preserve">$200</w:t>
-            </w:r>
-          </w:p>
-        </w:tc>
-        <w:tc>
-          <w:tcPr>
-            <w:tcBorders>
-              <w:bottom w:val="single" w:sz="4" w:space="0" w:color="B3B3B3"/>
-              <w:top w:val="single" w:sz="4" w:space="0" w:color="B3B3B3"/>
-              <w:left w:val="none" w:sz="0" w:space="0" w:color="000000"/>
-              <w:right w:val="none" w:sz="0" w:space="0" w:color="000000"/>
-            </w:tcBorders>
-            <w:shd w:val="clear" w:color="auto" w:fill="F2F2F2"/>
-            <w:tcMar>
-              <w:top w:w="0" w:type="dxa"/>
-              <w:bottom w:w="0" w:type="dxa"/>
-              <w:left w:w="0" w:type="dxa"/>
-              <w:right w:w="0" w:type="dxa"/>
-            </w:tcMar>
-            <w:vAlign w:val="center"/>
-          </w:tcPr>
-          <w:p>
-            <w:pPr>
-              <w:pStyle w:val="Normal"/>
-              <w:jc w:val="right"/>
-              <w:pBdr>
-                <w:bottom w:val="none" w:sz="0" w:space="0" w:color="000000"/>
-                <w:top w:val="none" w:sz="0" w:space="0" w:color="000000"/>
-                <w:left w:val="none" w:sz="0" w:space="0" w:color="000000"/>
-                <w:right w:val="none" w:sz="0" w:space="0" w:color="000000"/>
-              </w:pBdr>
-              <w:spacing w:after="40" w:before="40" w:line="240"/>
-              <w:ind w:left="40" w:right="40" w:firstLine="0" w:firstLineChars="0"/>
-              <w:rPr>
-                <w:rFonts w:ascii="Arial" w:hAnsi="Arial" w:eastAsia="Arial" w:cs="Arial"/>
-                <w:i w:val="false"/>
-                <w:b w:val="false"/>
-                <w:u w:val="none"/>
-                <w:strike w:val="false"/>
-                <w:sz w:val="16"/>
-                <w:szCs w:val="16"/>
-                <w:color w:val="000000"/>
-              </w:rPr>
-            </w:pPr>
-            <w:r>
-              <w:rPr>
-                <w:rFonts w:ascii="Arial" w:hAnsi="Arial" w:eastAsia="Arial" w:cs="Arial"/>
-                <w:i w:val="false"/>
-                <w:b w:val="false"/>
-                <w:u w:val="none"/>
-                <w:strike w:val="false"/>
-                <w:sz w:val="16"/>
-                <w:szCs w:val="16"/>
-                <w:color w:val="000000"/>
-              </w:rPr>
-              <w:t xml:space="preserve">3</w:t>
             </w:r>
           </w:p>
         </w:tc>
@@ -4003,62 +4003,62 @@
                 <w:szCs w:val="16"/>
                 <w:color w:val="000000"/>
               </w:rPr>
+              <w:t xml:space="preserve">9</w:t>
+            </w:r>
+          </w:p>
+        </w:tc>
+        <w:tc>
+          <w:tcPr>
+            <w:tcBorders>
+              <w:bottom w:val="single" w:sz="4" w:space="0" w:color="B3B3B3"/>
+              <w:top w:val="single" w:sz="4" w:space="0" w:color="B3B3B3"/>
+              <w:left w:val="none" w:sz="0" w:space="0" w:color="000000"/>
+              <w:right w:val="none" w:sz="0" w:space="0" w:color="000000"/>
+            </w:tcBorders>
+            <w:shd w:val="clear" w:color="auto" w:fill="FFFFFF"/>
+            <w:tcMar>
+              <w:top w:w="0" w:type="dxa"/>
+              <w:bottom w:w="0" w:type="dxa"/>
+              <w:left w:w="0" w:type="dxa"/>
+              <w:right w:w="0" w:type="dxa"/>
+            </w:tcMar>
+            <w:vAlign w:val="center"/>
+          </w:tcPr>
+          <w:p>
+            <w:pPr>
+              <w:pStyle w:val="Normal"/>
+              <w:jc w:val="right"/>
+              <w:pBdr>
+                <w:bottom w:val="none" w:sz="0" w:space="0" w:color="000000"/>
+                <w:top w:val="none" w:sz="0" w:space="0" w:color="000000"/>
+                <w:left w:val="none" w:sz="0" w:space="0" w:color="000000"/>
+                <w:right w:val="none" w:sz="0" w:space="0" w:color="000000"/>
+              </w:pBdr>
+              <w:spacing w:after="40" w:before="40" w:line="240"/>
+              <w:ind w:left="40" w:right="40" w:firstLine="0" w:firstLineChars="0"/>
+              <w:rPr>
+                <w:rFonts w:ascii="Arial" w:hAnsi="Arial" w:eastAsia="Arial" w:cs="Arial"/>
+                <w:i w:val="false"/>
+                <w:b w:val="false"/>
+                <w:u w:val="none"/>
+                <w:strike w:val="false"/>
+                <w:sz w:val="16"/>
+                <w:szCs w:val="16"/>
+                <w:color w:val="000000"/>
+              </w:rPr>
+            </w:pPr>
+            <w:r>
+              <w:rPr>
+                <w:rFonts w:ascii="Arial" w:hAnsi="Arial" w:eastAsia="Arial" w:cs="Arial"/>
+                <w:i w:val="false"/>
+                <w:b w:val="false"/>
+                <w:u w:val="none"/>
+                <w:strike w:val="false"/>
+                <w:sz w:val="16"/>
+                <w:szCs w:val="16"/>
+                <w:color w:val="000000"/>
+              </w:rPr>
               <w:t xml:space="preserve">$1,354</w:t>
-            </w:r>
-          </w:p>
-        </w:tc>
-        <w:tc>
-          <w:tcPr>
-            <w:tcBorders>
-              <w:bottom w:val="single" w:sz="4" w:space="0" w:color="B3B3B3"/>
-              <w:top w:val="single" w:sz="4" w:space="0" w:color="B3B3B3"/>
-              <w:left w:val="none" w:sz="0" w:space="0" w:color="000000"/>
-              <w:right w:val="none" w:sz="0" w:space="0" w:color="000000"/>
-            </w:tcBorders>
-            <w:shd w:val="clear" w:color="auto" w:fill="FFFFFF"/>
-            <w:tcMar>
-              <w:top w:w="0" w:type="dxa"/>
-              <w:bottom w:w="0" w:type="dxa"/>
-              <w:left w:w="0" w:type="dxa"/>
-              <w:right w:w="0" w:type="dxa"/>
-            </w:tcMar>
-            <w:vAlign w:val="center"/>
-          </w:tcPr>
-          <w:p>
-            <w:pPr>
-              <w:pStyle w:val="Normal"/>
-              <w:jc w:val="right"/>
-              <w:pBdr>
-                <w:bottom w:val="none" w:sz="0" w:space="0" w:color="000000"/>
-                <w:top w:val="none" w:sz="0" w:space="0" w:color="000000"/>
-                <w:left w:val="none" w:sz="0" w:space="0" w:color="000000"/>
-                <w:right w:val="none" w:sz="0" w:space="0" w:color="000000"/>
-              </w:pBdr>
-              <w:spacing w:after="40" w:before="40" w:line="240"/>
-              <w:ind w:left="40" w:right="40" w:firstLine="0" w:firstLineChars="0"/>
-              <w:rPr>
-                <w:rFonts w:ascii="Arial" w:hAnsi="Arial" w:eastAsia="Arial" w:cs="Arial"/>
-                <w:i w:val="false"/>
-                <w:b w:val="false"/>
-                <w:u w:val="none"/>
-                <w:strike w:val="false"/>
-                <w:sz w:val="16"/>
-                <w:szCs w:val="16"/>
-                <w:color w:val="000000"/>
-              </w:rPr>
-            </w:pPr>
-            <w:r>
-              <w:rPr>
-                <w:rFonts w:ascii="Arial" w:hAnsi="Arial" w:eastAsia="Arial" w:cs="Arial"/>
-                <w:i w:val="false"/>
-                <w:b w:val="false"/>
-                <w:u w:val="none"/>
-                <w:strike w:val="false"/>
-                <w:sz w:val="16"/>
-                <w:szCs w:val="16"/>
-                <w:color w:val="000000"/>
-              </w:rPr>
-              <w:t xml:space="preserve">9</w:t>
             </w:r>
           </w:p>
         </w:tc>
@@ -4338,62 +4338,62 @@
                 <w:szCs w:val="16"/>
                 <w:color w:val="000000"/>
               </w:rPr>
+              <w:t xml:space="preserve">86</w:t>
+            </w:r>
+          </w:p>
+        </w:tc>
+        <w:tc>
+          <w:tcPr>
+            <w:tcBorders>
+              <w:bottom w:val="single" w:sz="4" w:space="0" w:color="B3B3B3"/>
+              <w:top w:val="single" w:sz="4" w:space="0" w:color="B3B3B3"/>
+              <w:left w:val="none" w:sz="0" w:space="0" w:color="000000"/>
+              <w:right w:val="none" w:sz="0" w:space="0" w:color="000000"/>
+            </w:tcBorders>
+            <w:shd w:val="clear" w:color="auto" w:fill="F2F2F2"/>
+            <w:tcMar>
+              <w:top w:w="0" w:type="dxa"/>
+              <w:bottom w:w="0" w:type="dxa"/>
+              <w:left w:w="0" w:type="dxa"/>
+              <w:right w:w="0" w:type="dxa"/>
+            </w:tcMar>
+            <w:vAlign w:val="center"/>
+          </w:tcPr>
+          <w:p>
+            <w:pPr>
+              <w:pStyle w:val="Normal"/>
+              <w:jc w:val="right"/>
+              <w:pBdr>
+                <w:bottom w:val="none" w:sz="0" w:space="0" w:color="000000"/>
+                <w:top w:val="none" w:sz="0" w:space="0" w:color="000000"/>
+                <w:left w:val="none" w:sz="0" w:space="0" w:color="000000"/>
+                <w:right w:val="none" w:sz="0" w:space="0" w:color="000000"/>
+              </w:pBdr>
+              <w:spacing w:after="40" w:before="40" w:line="240"/>
+              <w:ind w:left="40" w:right="40" w:firstLine="0" w:firstLineChars="0"/>
+              <w:rPr>
+                <w:rFonts w:ascii="Arial" w:hAnsi="Arial" w:eastAsia="Arial" w:cs="Arial"/>
+                <w:i w:val="false"/>
+                <w:b w:val="false"/>
+                <w:u w:val="none"/>
+                <w:strike w:val="false"/>
+                <w:sz w:val="16"/>
+                <w:szCs w:val="16"/>
+                <w:color w:val="000000"/>
+              </w:rPr>
+            </w:pPr>
+            <w:r>
+              <w:rPr>
+                <w:rFonts w:ascii="Arial" w:hAnsi="Arial" w:eastAsia="Arial" w:cs="Arial"/>
+                <w:i w:val="false"/>
+                <w:b w:val="false"/>
+                <w:u w:val="none"/>
+                <w:strike w:val="false"/>
+                <w:sz w:val="16"/>
+                <w:szCs w:val="16"/>
+                <w:color w:val="000000"/>
+              </w:rPr>
               <w:t xml:space="preserve">$17,568</w:t>
-            </w:r>
-          </w:p>
-        </w:tc>
-        <w:tc>
-          <w:tcPr>
-            <w:tcBorders>
-              <w:bottom w:val="single" w:sz="4" w:space="0" w:color="B3B3B3"/>
-              <w:top w:val="single" w:sz="4" w:space="0" w:color="B3B3B3"/>
-              <w:left w:val="none" w:sz="0" w:space="0" w:color="000000"/>
-              <w:right w:val="none" w:sz="0" w:space="0" w:color="000000"/>
-            </w:tcBorders>
-            <w:shd w:val="clear" w:color="auto" w:fill="F2F2F2"/>
-            <w:tcMar>
-              <w:top w:w="0" w:type="dxa"/>
-              <w:bottom w:w="0" w:type="dxa"/>
-              <w:left w:w="0" w:type="dxa"/>
-              <w:right w:w="0" w:type="dxa"/>
-            </w:tcMar>
-            <w:vAlign w:val="center"/>
-          </w:tcPr>
-          <w:p>
-            <w:pPr>
-              <w:pStyle w:val="Normal"/>
-              <w:jc w:val="right"/>
-              <w:pBdr>
-                <w:bottom w:val="none" w:sz="0" w:space="0" w:color="000000"/>
-                <w:top w:val="none" w:sz="0" w:space="0" w:color="000000"/>
-                <w:left w:val="none" w:sz="0" w:space="0" w:color="000000"/>
-                <w:right w:val="none" w:sz="0" w:space="0" w:color="000000"/>
-              </w:pBdr>
-              <w:spacing w:after="40" w:before="40" w:line="240"/>
-              <w:ind w:left="40" w:right="40" w:firstLine="0" w:firstLineChars="0"/>
-              <w:rPr>
-                <w:rFonts w:ascii="Arial" w:hAnsi="Arial" w:eastAsia="Arial" w:cs="Arial"/>
-                <w:i w:val="false"/>
-                <w:b w:val="false"/>
-                <w:u w:val="none"/>
-                <w:strike w:val="false"/>
-                <w:sz w:val="16"/>
-                <w:szCs w:val="16"/>
-                <w:color w:val="000000"/>
-              </w:rPr>
-            </w:pPr>
-            <w:r>
-              <w:rPr>
-                <w:rFonts w:ascii="Arial" w:hAnsi="Arial" w:eastAsia="Arial" w:cs="Arial"/>
-                <w:i w:val="false"/>
-                <w:b w:val="false"/>
-                <w:u w:val="none"/>
-                <w:strike w:val="false"/>
-                <w:sz w:val="16"/>
-                <w:szCs w:val="16"/>
-                <w:color w:val="000000"/>
-              </w:rPr>
-              <w:t xml:space="preserve">86</w:t>
             </w:r>
           </w:p>
         </w:tc>
@@ -4673,62 +4673,62 @@
                 <w:szCs w:val="16"/>
                 <w:color w:val="000000"/>
               </w:rPr>
+              <w:t xml:space="preserve">3</w:t>
+            </w:r>
+          </w:p>
+        </w:tc>
+        <w:tc>
+          <w:tcPr>
+            <w:tcBorders>
+              <w:bottom w:val="single" w:sz="4" w:space="0" w:color="B3B3B3"/>
+              <w:top w:val="single" w:sz="4" w:space="0" w:color="B3B3B3"/>
+              <w:left w:val="none" w:sz="0" w:space="0" w:color="000000"/>
+              <w:right w:val="none" w:sz="0" w:space="0" w:color="000000"/>
+            </w:tcBorders>
+            <w:shd w:val="clear" w:color="auto" w:fill="FFFFFF"/>
+            <w:tcMar>
+              <w:top w:w="0" w:type="dxa"/>
+              <w:bottom w:w="0" w:type="dxa"/>
+              <w:left w:w="0" w:type="dxa"/>
+              <w:right w:w="0" w:type="dxa"/>
+            </w:tcMar>
+            <w:vAlign w:val="center"/>
+          </w:tcPr>
+          <w:p>
+            <w:pPr>
+              <w:pStyle w:val="Normal"/>
+              <w:jc w:val="right"/>
+              <w:pBdr>
+                <w:bottom w:val="none" w:sz="0" w:space="0" w:color="000000"/>
+                <w:top w:val="none" w:sz="0" w:space="0" w:color="000000"/>
+                <w:left w:val="none" w:sz="0" w:space="0" w:color="000000"/>
+                <w:right w:val="none" w:sz="0" w:space="0" w:color="000000"/>
+              </w:pBdr>
+              <w:spacing w:after="40" w:before="40" w:line="240"/>
+              <w:ind w:left="40" w:right="40" w:firstLine="0" w:firstLineChars="0"/>
+              <w:rPr>
+                <w:rFonts w:ascii="Arial" w:hAnsi="Arial" w:eastAsia="Arial" w:cs="Arial"/>
+                <w:i w:val="false"/>
+                <w:b w:val="false"/>
+                <w:u w:val="none"/>
+                <w:strike w:val="false"/>
+                <w:sz w:val="16"/>
+                <w:szCs w:val="16"/>
+                <w:color w:val="000000"/>
+              </w:rPr>
+            </w:pPr>
+            <w:r>
+              <w:rPr>
+                <w:rFonts w:ascii="Arial" w:hAnsi="Arial" w:eastAsia="Arial" w:cs="Arial"/>
+                <w:i w:val="false"/>
+                <w:b w:val="false"/>
+                <w:u w:val="none"/>
+                <w:strike w:val="false"/>
+                <w:sz w:val="16"/>
+                <w:szCs w:val="16"/>
+                <w:color w:val="000000"/>
+              </w:rPr>
               <w:t xml:space="preserve">$928</w:t>
-            </w:r>
-          </w:p>
-        </w:tc>
-        <w:tc>
-          <w:tcPr>
-            <w:tcBorders>
-              <w:bottom w:val="single" w:sz="4" w:space="0" w:color="B3B3B3"/>
-              <w:top w:val="single" w:sz="4" w:space="0" w:color="B3B3B3"/>
-              <w:left w:val="none" w:sz="0" w:space="0" w:color="000000"/>
-              <w:right w:val="none" w:sz="0" w:space="0" w:color="000000"/>
-            </w:tcBorders>
-            <w:shd w:val="clear" w:color="auto" w:fill="FFFFFF"/>
-            <w:tcMar>
-              <w:top w:w="0" w:type="dxa"/>
-              <w:bottom w:w="0" w:type="dxa"/>
-              <w:left w:w="0" w:type="dxa"/>
-              <w:right w:w="0" w:type="dxa"/>
-            </w:tcMar>
-            <w:vAlign w:val="center"/>
-          </w:tcPr>
-          <w:p>
-            <w:pPr>
-              <w:pStyle w:val="Normal"/>
-              <w:jc w:val="right"/>
-              <w:pBdr>
-                <w:bottom w:val="none" w:sz="0" w:space="0" w:color="000000"/>
-                <w:top w:val="none" w:sz="0" w:space="0" w:color="000000"/>
-                <w:left w:val="none" w:sz="0" w:space="0" w:color="000000"/>
-                <w:right w:val="none" w:sz="0" w:space="0" w:color="000000"/>
-              </w:pBdr>
-              <w:spacing w:after="40" w:before="40" w:line="240"/>
-              <w:ind w:left="40" w:right="40" w:firstLine="0" w:firstLineChars="0"/>
-              <w:rPr>
-                <w:rFonts w:ascii="Arial" w:hAnsi="Arial" w:eastAsia="Arial" w:cs="Arial"/>
-                <w:i w:val="false"/>
-                <w:b w:val="false"/>
-                <w:u w:val="none"/>
-                <w:strike w:val="false"/>
-                <w:sz w:val="16"/>
-                <w:szCs w:val="16"/>
-                <w:color w:val="000000"/>
-              </w:rPr>
-            </w:pPr>
-            <w:r>
-              <w:rPr>
-                <w:rFonts w:ascii="Arial" w:hAnsi="Arial" w:eastAsia="Arial" w:cs="Arial"/>
-                <w:i w:val="false"/>
-                <w:b w:val="false"/>
-                <w:u w:val="none"/>
-                <w:strike w:val="false"/>
-                <w:sz w:val="16"/>
-                <w:szCs w:val="16"/>
-                <w:color w:val="000000"/>
-              </w:rPr>
-              <w:t xml:space="preserve">3</w:t>
             </w:r>
           </w:p>
         </w:tc>
@@ -5008,62 +5008,62 @@
                 <w:szCs w:val="16"/>
                 <w:color w:val="000000"/>
               </w:rPr>
+              <w:t xml:space="preserve">4</w:t>
+            </w:r>
+          </w:p>
+        </w:tc>
+        <w:tc>
+          <w:tcPr>
+            <w:tcBorders>
+              <w:bottom w:val="single" w:sz="4" w:space="0" w:color="B3B3B3"/>
+              <w:top w:val="single" w:sz="4" w:space="0" w:color="B3B3B3"/>
+              <w:left w:val="none" w:sz="0" w:space="0" w:color="000000"/>
+              <w:right w:val="none" w:sz="0" w:space="0" w:color="000000"/>
+            </w:tcBorders>
+            <w:shd w:val="clear" w:color="auto" w:fill="F2F2F2"/>
+            <w:tcMar>
+              <w:top w:w="0" w:type="dxa"/>
+              <w:bottom w:w="0" w:type="dxa"/>
+              <w:left w:w="0" w:type="dxa"/>
+              <w:right w:w="0" w:type="dxa"/>
+            </w:tcMar>
+            <w:vAlign w:val="center"/>
+          </w:tcPr>
+          <w:p>
+            <w:pPr>
+              <w:pStyle w:val="Normal"/>
+              <w:jc w:val="right"/>
+              <w:pBdr>
+                <w:bottom w:val="none" w:sz="0" w:space="0" w:color="000000"/>
+                <w:top w:val="none" w:sz="0" w:space="0" w:color="000000"/>
+                <w:left w:val="none" w:sz="0" w:space="0" w:color="000000"/>
+                <w:right w:val="none" w:sz="0" w:space="0" w:color="000000"/>
+              </w:pBdr>
+              <w:spacing w:after="40" w:before="40" w:line="240"/>
+              <w:ind w:left="40" w:right="40" w:firstLine="0" w:firstLineChars="0"/>
+              <w:rPr>
+                <w:rFonts w:ascii="Arial" w:hAnsi="Arial" w:eastAsia="Arial" w:cs="Arial"/>
+                <w:i w:val="false"/>
+                <w:b w:val="false"/>
+                <w:u w:val="none"/>
+                <w:strike w:val="false"/>
+                <w:sz w:val="16"/>
+                <w:szCs w:val="16"/>
+                <w:color w:val="000000"/>
+              </w:rPr>
+            </w:pPr>
+            <w:r>
+              <w:rPr>
+                <w:rFonts w:ascii="Arial" w:hAnsi="Arial" w:eastAsia="Arial" w:cs="Arial"/>
+                <w:i w:val="false"/>
+                <w:b w:val="false"/>
+                <w:u w:val="none"/>
+                <w:strike w:val="false"/>
+                <w:sz w:val="16"/>
+                <w:szCs w:val="16"/>
+                <w:color w:val="000000"/>
+              </w:rPr>
               <w:t xml:space="preserve">$960</w:t>
-            </w:r>
-          </w:p>
-        </w:tc>
-        <w:tc>
-          <w:tcPr>
-            <w:tcBorders>
-              <w:bottom w:val="single" w:sz="4" w:space="0" w:color="B3B3B3"/>
-              <w:top w:val="single" w:sz="4" w:space="0" w:color="B3B3B3"/>
-              <w:left w:val="none" w:sz="0" w:space="0" w:color="000000"/>
-              <w:right w:val="none" w:sz="0" w:space="0" w:color="000000"/>
-            </w:tcBorders>
-            <w:shd w:val="clear" w:color="auto" w:fill="F2F2F2"/>
-            <w:tcMar>
-              <w:top w:w="0" w:type="dxa"/>
-              <w:bottom w:w="0" w:type="dxa"/>
-              <w:left w:w="0" w:type="dxa"/>
-              <w:right w:w="0" w:type="dxa"/>
-            </w:tcMar>
-            <w:vAlign w:val="center"/>
-          </w:tcPr>
-          <w:p>
-            <w:pPr>
-              <w:pStyle w:val="Normal"/>
-              <w:jc w:val="right"/>
-              <w:pBdr>
-                <w:bottom w:val="none" w:sz="0" w:space="0" w:color="000000"/>
-                <w:top w:val="none" w:sz="0" w:space="0" w:color="000000"/>
-                <w:left w:val="none" w:sz="0" w:space="0" w:color="000000"/>
-                <w:right w:val="none" w:sz="0" w:space="0" w:color="000000"/>
-              </w:pBdr>
-              <w:spacing w:after="40" w:before="40" w:line="240"/>
-              <w:ind w:left="40" w:right="40" w:firstLine="0" w:firstLineChars="0"/>
-              <w:rPr>
-                <w:rFonts w:ascii="Arial" w:hAnsi="Arial" w:eastAsia="Arial" w:cs="Arial"/>
-                <w:i w:val="false"/>
-                <w:b w:val="false"/>
-                <w:u w:val="none"/>
-                <w:strike w:val="false"/>
-                <w:sz w:val="16"/>
-                <w:szCs w:val="16"/>
-                <w:color w:val="000000"/>
-              </w:rPr>
-            </w:pPr>
-            <w:r>
-              <w:rPr>
-                <w:rFonts w:ascii="Arial" w:hAnsi="Arial" w:eastAsia="Arial" w:cs="Arial"/>
-                <w:i w:val="false"/>
-                <w:b w:val="false"/>
-                <w:u w:val="none"/>
-                <w:strike w:val="false"/>
-                <w:sz w:val="16"/>
-                <w:szCs w:val="16"/>
-                <w:color w:val="000000"/>
-              </w:rPr>
-              <w:t xml:space="preserve">4</w:t>
             </w:r>
           </w:p>
         </w:tc>
@@ -5343,62 +5343,62 @@
                 <w:szCs w:val="16"/>
                 <w:color w:val="000000"/>
               </w:rPr>
+              <w:t xml:space="preserve">42</w:t>
+            </w:r>
+          </w:p>
+        </w:tc>
+        <w:tc>
+          <w:tcPr>
+            <w:tcBorders>
+              <w:bottom w:val="single" w:sz="4" w:space="0" w:color="B3B3B3"/>
+              <w:top w:val="single" w:sz="4" w:space="0" w:color="B3B3B3"/>
+              <w:left w:val="none" w:sz="0" w:space="0" w:color="000000"/>
+              <w:right w:val="none" w:sz="0" w:space="0" w:color="000000"/>
+            </w:tcBorders>
+            <w:shd w:val="clear" w:color="auto" w:fill="FFFFFF"/>
+            <w:tcMar>
+              <w:top w:w="0" w:type="dxa"/>
+              <w:bottom w:w="0" w:type="dxa"/>
+              <w:left w:w="0" w:type="dxa"/>
+              <w:right w:w="0" w:type="dxa"/>
+            </w:tcMar>
+            <w:vAlign w:val="center"/>
+          </w:tcPr>
+          <w:p>
+            <w:pPr>
+              <w:pStyle w:val="Normal"/>
+              <w:jc w:val="right"/>
+              <w:pBdr>
+                <w:bottom w:val="none" w:sz="0" w:space="0" w:color="000000"/>
+                <w:top w:val="none" w:sz="0" w:space="0" w:color="000000"/>
+                <w:left w:val="none" w:sz="0" w:space="0" w:color="000000"/>
+                <w:right w:val="none" w:sz="0" w:space="0" w:color="000000"/>
+              </w:pBdr>
+              <w:spacing w:after="40" w:before="40" w:line="240"/>
+              <w:ind w:left="40" w:right="40" w:firstLine="0" w:firstLineChars="0"/>
+              <w:rPr>
+                <w:rFonts w:ascii="Arial" w:hAnsi="Arial" w:eastAsia="Arial" w:cs="Arial"/>
+                <w:i w:val="false"/>
+                <w:b w:val="false"/>
+                <w:u w:val="none"/>
+                <w:strike w:val="false"/>
+                <w:sz w:val="16"/>
+                <w:szCs w:val="16"/>
+                <w:color w:val="000000"/>
+              </w:rPr>
+            </w:pPr>
+            <w:r>
+              <w:rPr>
+                <w:rFonts w:ascii="Arial" w:hAnsi="Arial" w:eastAsia="Arial" w:cs="Arial"/>
+                <w:i w:val="false"/>
+                <w:b w:val="false"/>
+                <w:u w:val="none"/>
+                <w:strike w:val="false"/>
+                <w:sz w:val="16"/>
+                <w:szCs w:val="16"/>
+                <w:color w:val="000000"/>
+              </w:rPr>
               <w:t xml:space="preserve">$9,363</w:t>
-            </w:r>
-          </w:p>
-        </w:tc>
-        <w:tc>
-          <w:tcPr>
-            <w:tcBorders>
-              <w:bottom w:val="single" w:sz="4" w:space="0" w:color="B3B3B3"/>
-              <w:top w:val="single" w:sz="4" w:space="0" w:color="B3B3B3"/>
-              <w:left w:val="none" w:sz="0" w:space="0" w:color="000000"/>
-              <w:right w:val="none" w:sz="0" w:space="0" w:color="000000"/>
-            </w:tcBorders>
-            <w:shd w:val="clear" w:color="auto" w:fill="FFFFFF"/>
-            <w:tcMar>
-              <w:top w:w="0" w:type="dxa"/>
-              <w:bottom w:w="0" w:type="dxa"/>
-              <w:left w:w="0" w:type="dxa"/>
-              <w:right w:w="0" w:type="dxa"/>
-            </w:tcMar>
-            <w:vAlign w:val="center"/>
-          </w:tcPr>
-          <w:p>
-            <w:pPr>
-              <w:pStyle w:val="Normal"/>
-              <w:jc w:val="right"/>
-              <w:pBdr>
-                <w:bottom w:val="none" w:sz="0" w:space="0" w:color="000000"/>
-                <w:top w:val="none" w:sz="0" w:space="0" w:color="000000"/>
-                <w:left w:val="none" w:sz="0" w:space="0" w:color="000000"/>
-                <w:right w:val="none" w:sz="0" w:space="0" w:color="000000"/>
-              </w:pBdr>
-              <w:spacing w:after="40" w:before="40" w:line="240"/>
-              <w:ind w:left="40" w:right="40" w:firstLine="0" w:firstLineChars="0"/>
-              <w:rPr>
-                <w:rFonts w:ascii="Arial" w:hAnsi="Arial" w:eastAsia="Arial" w:cs="Arial"/>
-                <w:i w:val="false"/>
-                <w:b w:val="false"/>
-                <w:u w:val="none"/>
-                <w:strike w:val="false"/>
-                <w:sz w:val="16"/>
-                <w:szCs w:val="16"/>
-                <w:color w:val="000000"/>
-              </w:rPr>
-            </w:pPr>
-            <w:r>
-              <w:rPr>
-                <w:rFonts w:ascii="Arial" w:hAnsi="Arial" w:eastAsia="Arial" w:cs="Arial"/>
-                <w:i w:val="false"/>
-                <w:b w:val="false"/>
-                <w:u w:val="none"/>
-                <w:strike w:val="false"/>
-                <w:sz w:val="16"/>
-                <w:szCs w:val="16"/>
-                <w:color w:val="000000"/>
-              </w:rPr>
-              <w:t xml:space="preserve">42</w:t>
             </w:r>
           </w:p>
         </w:tc>
@@ -5678,62 +5678,62 @@
                 <w:szCs w:val="16"/>
                 <w:color w:val="000000"/>
               </w:rPr>
+              <w:t xml:space="preserve">2</w:t>
+            </w:r>
+          </w:p>
+        </w:tc>
+        <w:tc>
+          <w:tcPr>
+            <w:tcBorders>
+              <w:bottom w:val="single" w:sz="4" w:space="0" w:color="B3B3B3"/>
+              <w:top w:val="single" w:sz="4" w:space="0" w:color="B3B3B3"/>
+              <w:left w:val="none" w:sz="0" w:space="0" w:color="000000"/>
+              <w:right w:val="none" w:sz="0" w:space="0" w:color="000000"/>
+            </w:tcBorders>
+            <w:shd w:val="clear" w:color="auto" w:fill="F2F2F2"/>
+            <w:tcMar>
+              <w:top w:w="0" w:type="dxa"/>
+              <w:bottom w:w="0" w:type="dxa"/>
+              <w:left w:w="0" w:type="dxa"/>
+              <w:right w:w="0" w:type="dxa"/>
+            </w:tcMar>
+            <w:vAlign w:val="center"/>
+          </w:tcPr>
+          <w:p>
+            <w:pPr>
+              <w:pStyle w:val="Normal"/>
+              <w:jc w:val="right"/>
+              <w:pBdr>
+                <w:bottom w:val="none" w:sz="0" w:space="0" w:color="000000"/>
+                <w:top w:val="none" w:sz="0" w:space="0" w:color="000000"/>
+                <w:left w:val="none" w:sz="0" w:space="0" w:color="000000"/>
+                <w:right w:val="none" w:sz="0" w:space="0" w:color="000000"/>
+              </w:pBdr>
+              <w:spacing w:after="40" w:before="40" w:line="240"/>
+              <w:ind w:left="40" w:right="40" w:firstLine="0" w:firstLineChars="0"/>
+              <w:rPr>
+                <w:rFonts w:ascii="Arial" w:hAnsi="Arial" w:eastAsia="Arial" w:cs="Arial"/>
+                <w:i w:val="false"/>
+                <w:b w:val="false"/>
+                <w:u w:val="none"/>
+                <w:strike w:val="false"/>
+                <w:sz w:val="16"/>
+                <w:szCs w:val="16"/>
+                <w:color w:val="000000"/>
+              </w:rPr>
+            </w:pPr>
+            <w:r>
+              <w:rPr>
+                <w:rFonts w:ascii="Arial" w:hAnsi="Arial" w:eastAsia="Arial" w:cs="Arial"/>
+                <w:i w:val="false"/>
+                <w:b w:val="false"/>
+                <w:u w:val="none"/>
+                <w:strike w:val="false"/>
+                <w:sz w:val="16"/>
+                <w:szCs w:val="16"/>
+                <w:color w:val="000000"/>
+              </w:rPr>
               <w:t xml:space="preserve">$30</w:t>
-            </w:r>
-          </w:p>
-        </w:tc>
-        <w:tc>
-          <w:tcPr>
-            <w:tcBorders>
-              <w:bottom w:val="single" w:sz="4" w:space="0" w:color="B3B3B3"/>
-              <w:top w:val="single" w:sz="4" w:space="0" w:color="B3B3B3"/>
-              <w:left w:val="none" w:sz="0" w:space="0" w:color="000000"/>
-              <w:right w:val="none" w:sz="0" w:space="0" w:color="000000"/>
-            </w:tcBorders>
-            <w:shd w:val="clear" w:color="auto" w:fill="F2F2F2"/>
-            <w:tcMar>
-              <w:top w:w="0" w:type="dxa"/>
-              <w:bottom w:w="0" w:type="dxa"/>
-              <w:left w:w="0" w:type="dxa"/>
-              <w:right w:w="0" w:type="dxa"/>
-            </w:tcMar>
-            <w:vAlign w:val="center"/>
-          </w:tcPr>
-          <w:p>
-            <w:pPr>
-              <w:pStyle w:val="Normal"/>
-              <w:jc w:val="right"/>
-              <w:pBdr>
-                <w:bottom w:val="none" w:sz="0" w:space="0" w:color="000000"/>
-                <w:top w:val="none" w:sz="0" w:space="0" w:color="000000"/>
-                <w:left w:val="none" w:sz="0" w:space="0" w:color="000000"/>
-                <w:right w:val="none" w:sz="0" w:space="0" w:color="000000"/>
-              </w:pBdr>
-              <w:spacing w:after="40" w:before="40" w:line="240"/>
-              <w:ind w:left="40" w:right="40" w:firstLine="0" w:firstLineChars="0"/>
-              <w:rPr>
-                <w:rFonts w:ascii="Arial" w:hAnsi="Arial" w:eastAsia="Arial" w:cs="Arial"/>
-                <w:i w:val="false"/>
-                <w:b w:val="false"/>
-                <w:u w:val="none"/>
-                <w:strike w:val="false"/>
-                <w:sz w:val="16"/>
-                <w:szCs w:val="16"/>
-                <w:color w:val="000000"/>
-              </w:rPr>
-            </w:pPr>
-            <w:r>
-              <w:rPr>
-                <w:rFonts w:ascii="Arial" w:hAnsi="Arial" w:eastAsia="Arial" w:cs="Arial"/>
-                <w:i w:val="false"/>
-                <w:b w:val="false"/>
-                <w:u w:val="none"/>
-                <w:strike w:val="false"/>
-                <w:sz w:val="16"/>
-                <w:szCs w:val="16"/>
-                <w:color w:val="000000"/>
-              </w:rPr>
-              <w:t xml:space="preserve">2</w:t>
             </w:r>
           </w:p>
         </w:tc>
@@ -6013,62 +6013,62 @@
                 <w:szCs w:val="16"/>
                 <w:color w:val="000000"/>
               </w:rPr>
+              <w:t xml:space="preserve">13</w:t>
+            </w:r>
+          </w:p>
+        </w:tc>
+        <w:tc>
+          <w:tcPr>
+            <w:tcBorders>
+              <w:bottom w:val="single" w:sz="12" w:space="0" w:color="000000"/>
+              <w:top w:val="single" w:sz="4" w:space="0" w:color="B3B3B3"/>
+              <w:left w:val="none" w:sz="0" w:space="0" w:color="000000"/>
+              <w:right w:val="none" w:sz="0" w:space="0" w:color="000000"/>
+            </w:tcBorders>
+            <w:shd w:val="clear" w:color="auto" w:fill="FFFFFF"/>
+            <w:tcMar>
+              <w:top w:w="0" w:type="dxa"/>
+              <w:bottom w:w="0" w:type="dxa"/>
+              <w:left w:w="0" w:type="dxa"/>
+              <w:right w:w="0" w:type="dxa"/>
+            </w:tcMar>
+            <w:vAlign w:val="center"/>
+          </w:tcPr>
+          <w:p>
+            <w:pPr>
+              <w:pStyle w:val="Normal"/>
+              <w:jc w:val="right"/>
+              <w:pBdr>
+                <w:bottom w:val="none" w:sz="0" w:space="0" w:color="000000"/>
+                <w:top w:val="none" w:sz="0" w:space="0" w:color="000000"/>
+                <w:left w:val="none" w:sz="0" w:space="0" w:color="000000"/>
+                <w:right w:val="none" w:sz="0" w:space="0" w:color="000000"/>
+              </w:pBdr>
+              <w:spacing w:after="40" w:before="40" w:line="240"/>
+              <w:ind w:left="40" w:right="40" w:firstLine="0" w:firstLineChars="0"/>
+              <w:rPr>
+                <w:rFonts w:ascii="Arial" w:hAnsi="Arial" w:eastAsia="Arial" w:cs="Arial"/>
+                <w:i w:val="false"/>
+                <w:b w:val="false"/>
+                <w:u w:val="none"/>
+                <w:strike w:val="false"/>
+                <w:sz w:val="16"/>
+                <w:szCs w:val="16"/>
+                <w:color w:val="000000"/>
+              </w:rPr>
+            </w:pPr>
+            <w:r>
+              <w:rPr>
+                <w:rFonts w:ascii="Arial" w:hAnsi="Arial" w:eastAsia="Arial" w:cs="Arial"/>
+                <w:i w:val="false"/>
+                <w:b w:val="false"/>
+                <w:u w:val="none"/>
+                <w:strike w:val="false"/>
+                <w:sz w:val="16"/>
+                <w:szCs w:val="16"/>
+                <w:color w:val="000000"/>
+              </w:rPr>
               <w:t xml:space="preserve">$1,786</w:t>
-            </w:r>
-          </w:p>
-        </w:tc>
-        <w:tc>
-          <w:tcPr>
-            <w:tcBorders>
-              <w:bottom w:val="single" w:sz="12" w:space="0" w:color="000000"/>
-              <w:top w:val="single" w:sz="4" w:space="0" w:color="B3B3B3"/>
-              <w:left w:val="none" w:sz="0" w:space="0" w:color="000000"/>
-              <w:right w:val="none" w:sz="0" w:space="0" w:color="000000"/>
-            </w:tcBorders>
-            <w:shd w:val="clear" w:color="auto" w:fill="FFFFFF"/>
-            <w:tcMar>
-              <w:top w:w="0" w:type="dxa"/>
-              <w:bottom w:w="0" w:type="dxa"/>
-              <w:left w:w="0" w:type="dxa"/>
-              <w:right w:w="0" w:type="dxa"/>
-            </w:tcMar>
-            <w:vAlign w:val="center"/>
-          </w:tcPr>
-          <w:p>
-            <w:pPr>
-              <w:pStyle w:val="Normal"/>
-              <w:jc w:val="right"/>
-              <w:pBdr>
-                <w:bottom w:val="none" w:sz="0" w:space="0" w:color="000000"/>
-                <w:top w:val="none" w:sz="0" w:space="0" w:color="000000"/>
-                <w:left w:val="none" w:sz="0" w:space="0" w:color="000000"/>
-                <w:right w:val="none" w:sz="0" w:space="0" w:color="000000"/>
-              </w:pBdr>
-              <w:spacing w:after="40" w:before="40" w:line="240"/>
-              <w:ind w:left="40" w:right="40" w:firstLine="0" w:firstLineChars="0"/>
-              <w:rPr>
-                <w:rFonts w:ascii="Arial" w:hAnsi="Arial" w:eastAsia="Arial" w:cs="Arial"/>
-                <w:i w:val="false"/>
-                <w:b w:val="false"/>
-                <w:u w:val="none"/>
-                <w:strike w:val="false"/>
-                <w:sz w:val="16"/>
-                <w:szCs w:val="16"/>
-                <w:color w:val="000000"/>
-              </w:rPr>
-            </w:pPr>
-            <w:r>
-              <w:rPr>
-                <w:rFonts w:ascii="Arial" w:hAnsi="Arial" w:eastAsia="Arial" w:cs="Arial"/>
-                <w:i w:val="false"/>
-                <w:b w:val="false"/>
-                <w:u w:val="none"/>
-                <w:strike w:val="false"/>
-                <w:sz w:val="16"/>
-                <w:szCs w:val="16"/>
-                <w:color w:val="000000"/>
-              </w:rPr>
-              <w:t xml:space="preserve">13</w:t>
             </w:r>
           </w:p>
         </w:tc>
